--- a/DAW2/DWES/UD1/Actividad1/Actividad 1.docx
+++ b/DAW2/DWES/UD1/Actividad1/Actividad 1.docx
@@ -154,6 +154,7 @@
                               <w:dataBinding w:prefixMappings="xmlns:ns0='http://schemas.openxmlformats.org/package/2006/metadata/core-properties' xmlns:ns1='http://purl.org/dc/elements/1.1/'" w:xpath="/ns0:coreProperties[1]/ns1:creator[1]" w:storeItemID="{6C3C8BC8-F283-45AE-878A-BAB7291924A1}"/>
                               <w:text/>
                             </w:sdtPr>
+                            <w:sdtEndPr/>
                             <w:sdtContent>
                               <w:r>
                                 <w:rPr>
@@ -590,6 +591,60 @@
                                       </w:rPr>
                                       <w:t>Actividad 1</w:t>
                                     </w:r>
+                                    <w:r>
+                                      <w:rPr>
+                                        <w:rFonts w:asciiTheme="majorHAnsi" w:eastAsiaTheme="majorEastAsia" w:hAnsiTheme="majorHAnsi" w:cstheme="majorBidi"/>
+                                        <w:color w:val="5B9BD5" w:themeColor="accent1"/>
+                                        <w:sz w:val="72"/>
+                                        <w:szCs w:val="72"/>
+                                      </w:rPr>
+                                      <w:t>.1</w:t>
+                                    </w:r>
+                                    <w:r>
+                                      <w:rPr>
+                                        <w:rFonts w:asciiTheme="majorHAnsi" w:eastAsiaTheme="majorEastAsia" w:hAnsiTheme="majorHAnsi" w:cstheme="majorBidi"/>
+                                        <w:color w:val="5B9BD5" w:themeColor="accent1"/>
+                                        <w:sz w:val="72"/>
+                                        <w:szCs w:val="72"/>
+                                      </w:rPr>
+                                      <w:t>,</w:t>
+                                    </w:r>
+                                    <w:r>
+                                      <w:rPr>
+                                        <w:rFonts w:asciiTheme="majorHAnsi" w:eastAsiaTheme="majorEastAsia" w:hAnsiTheme="majorHAnsi" w:cstheme="majorBidi"/>
+                                        <w:color w:val="5B9BD5" w:themeColor="accent1"/>
+                                        <w:sz w:val="72"/>
+                                        <w:szCs w:val="72"/>
+                                      </w:rPr>
+                                      <w:t>1.</w:t>
+                                    </w:r>
+                                    <w:r>
+                                      <w:rPr>
+                                        <w:rFonts w:asciiTheme="majorHAnsi" w:eastAsiaTheme="majorEastAsia" w:hAnsiTheme="majorHAnsi" w:cstheme="majorBidi"/>
+                                        <w:color w:val="5B9BD5" w:themeColor="accent1"/>
+                                        <w:sz w:val="72"/>
+                                        <w:szCs w:val="72"/>
+                                      </w:rPr>
+                                      <w:t>2,</w:t>
+                                    </w:r>
+                                    <w:r>
+                                      <w:rPr>
+                                        <w:rFonts w:asciiTheme="majorHAnsi" w:eastAsiaTheme="majorEastAsia" w:hAnsiTheme="majorHAnsi" w:cstheme="majorBidi"/>
+                                        <w:color w:val="5B9BD5" w:themeColor="accent1"/>
+                                        <w:sz w:val="72"/>
+                                        <w:szCs w:val="72"/>
+                                      </w:rPr>
+                                      <w:t>1.</w:t>
+                                    </w:r>
+                                    <w:r>
+                                      <w:rPr>
+                                        <w:rFonts w:asciiTheme="majorHAnsi" w:eastAsiaTheme="majorEastAsia" w:hAnsiTheme="majorHAnsi" w:cstheme="majorBidi"/>
+                                        <w:color w:val="5B9BD5" w:themeColor="accent1"/>
+                                        <w:sz w:val="72"/>
+                                        <w:szCs w:val="72"/>
+                                      </w:rPr>
+                                      <w:t>3</w:t>
+                                    </w:r>
                                   </w:p>
                                 </w:sdtContent>
                               </w:sdt>
@@ -651,6 +706,10 @@
               </mc:Choice>
               <mc:Fallback>
                 <w:pict>
+                  <v:shapetype id="_x0000_t202" coordsize="21600,21600" o:spt="202" path="m,l,21600r21600,l21600,xe">
+                    <v:stroke joinstyle="miter"/>
+                    <v:path gradientshapeok="t" o:connecttype="rect"/>
+                  </v:shapetype>
                   <v:shape id="Cuadro de texto 470" o:spid="_x0000_s1028" type="#_x0000_t202" style="position:absolute;margin-left:0;margin-top:0;width:220.3pt;height:194.9pt;z-index:251661312;visibility:visible;mso-wrap-style:square;mso-width-percent:360;mso-height-percent:280;mso-left-percent:455;mso-top-percent:350;mso-wrap-distance-left:9pt;mso-wrap-distance-top:0;mso-wrap-distance-right:9pt;mso-wrap-distance-bottom:0;mso-position-horizontal-relative:page;mso-position-vertical-relative:page;mso-width-percent:360;mso-height-percent:280;mso-left-percent:455;mso-top-percent:350;mso-width-relative:page;mso-height-relative:page;v-text-anchor:top" o:gfxdata="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" filled="f" stroked="f" strokeweight=".5pt">
                     <v:textbox style="mso-fit-shape-to-text:t">
                       <w:txbxContent>
@@ -667,6 +726,7 @@
                             <w:dataBinding w:prefixMappings="xmlns:ns0='http://schemas.openxmlformats.org/package/2006/metadata/core-properties' xmlns:ns1='http://purl.org/dc/elements/1.1/'" w:xpath="/ns0:coreProperties[1]/ns1:title[1]" w:storeItemID="{6C3C8BC8-F283-45AE-878A-BAB7291924A1}"/>
                             <w:text/>
                           </w:sdtPr>
+                          <w:sdtEndPr/>
                           <w:sdtContent>
                             <w:p>
                               <w:pPr>
@@ -687,6 +747,60 @@
                                 </w:rPr>
                                 <w:t>Actividad 1</w:t>
                               </w:r>
+                              <w:r>
+                                <w:rPr>
+                                  <w:rFonts w:asciiTheme="majorHAnsi" w:eastAsiaTheme="majorEastAsia" w:hAnsiTheme="majorHAnsi" w:cstheme="majorBidi"/>
+                                  <w:color w:val="5B9BD5" w:themeColor="accent1"/>
+                                  <w:sz w:val="72"/>
+                                  <w:szCs w:val="72"/>
+                                </w:rPr>
+                                <w:t>.1</w:t>
+                              </w:r>
+                              <w:r>
+                                <w:rPr>
+                                  <w:rFonts w:asciiTheme="majorHAnsi" w:eastAsiaTheme="majorEastAsia" w:hAnsiTheme="majorHAnsi" w:cstheme="majorBidi"/>
+                                  <w:color w:val="5B9BD5" w:themeColor="accent1"/>
+                                  <w:sz w:val="72"/>
+                                  <w:szCs w:val="72"/>
+                                </w:rPr>
+                                <w:t>,</w:t>
+                              </w:r>
+                              <w:r>
+                                <w:rPr>
+                                  <w:rFonts w:asciiTheme="majorHAnsi" w:eastAsiaTheme="majorEastAsia" w:hAnsiTheme="majorHAnsi" w:cstheme="majorBidi"/>
+                                  <w:color w:val="5B9BD5" w:themeColor="accent1"/>
+                                  <w:sz w:val="72"/>
+                                  <w:szCs w:val="72"/>
+                                </w:rPr>
+                                <w:t>1.</w:t>
+                              </w:r>
+                              <w:r>
+                                <w:rPr>
+                                  <w:rFonts w:asciiTheme="majorHAnsi" w:eastAsiaTheme="majorEastAsia" w:hAnsiTheme="majorHAnsi" w:cstheme="majorBidi"/>
+                                  <w:color w:val="5B9BD5" w:themeColor="accent1"/>
+                                  <w:sz w:val="72"/>
+                                  <w:szCs w:val="72"/>
+                                </w:rPr>
+                                <w:t>2,</w:t>
+                              </w:r>
+                              <w:r>
+                                <w:rPr>
+                                  <w:rFonts w:asciiTheme="majorHAnsi" w:eastAsiaTheme="majorEastAsia" w:hAnsiTheme="majorHAnsi" w:cstheme="majorBidi"/>
+                                  <w:color w:val="5B9BD5" w:themeColor="accent1"/>
+                                  <w:sz w:val="72"/>
+                                  <w:szCs w:val="72"/>
+                                </w:rPr>
+                                <w:t>1.</w:t>
+                              </w:r>
+                              <w:r>
+                                <w:rPr>
+                                  <w:rFonts w:asciiTheme="majorHAnsi" w:eastAsiaTheme="majorEastAsia" w:hAnsiTheme="majorHAnsi" w:cstheme="majorBidi"/>
+                                  <w:color w:val="5B9BD5" w:themeColor="accent1"/>
+                                  <w:sz w:val="72"/>
+                                  <w:szCs w:val="72"/>
+                                </w:rPr>
+                                <w:t>3</w:t>
+                              </w:r>
                             </w:p>
                           </w:sdtContent>
                         </w:sdt>
@@ -703,6 +817,7 @@
                             <w:dataBinding w:prefixMappings="xmlns:ns0='http://schemas.openxmlformats.org/package/2006/metadata/core-properties' xmlns:ns1='http://purl.org/dc/elements/1.1/'" w:xpath="/ns0:coreProperties[1]/ns1:subject[1]" w:storeItemID="{6C3C8BC8-F283-45AE-878A-BAB7291924A1}"/>
                             <w:text/>
                           </w:sdtPr>
+                          <w:sdtEndPr/>
                           <w:sdtContent>
                             <w:p>
                               <w:pPr>
@@ -742,14 +857,39 @@
       </w:sdtContent>
     </w:sdt>
     <w:p>
+      <w:pPr>
+        <w:pStyle w:val="Ttulo1"/>
+      </w:pPr>
       <w:r>
         <w:lastRenderedPageBreak/>
+        <w:t>Actividad 1.1</w:t>
+      </w:r>
+    </w:p>
+    <w:p/>
+    <w:p>
+      <w:pPr>
+        <w:rPr>
+          <w:b/>
+        </w:rPr>
+      </w:pPr>
+      <w:r>
+        <w:rPr>
+          <w:b/>
+        </w:rPr>
         <w:t>Despliegue de Aplicaciones</w:t>
       </w:r>
     </w:p>
     <w:p>
       <w:r>
-        <w:t xml:space="preserve">Local - Word, </w:t>
+        <w:rPr>
+          <w:b/>
+          <w:color w:val="538135" w:themeColor="accent6" w:themeShade="BF"/>
+          <w:sz w:val="24"/>
+        </w:rPr>
+        <w:t>Local -</w:t>
+      </w:r>
+      <w:r>
+        <w:t xml:space="preserve"> Word, </w:t>
       </w:r>
       <w:proofErr w:type="spellStart"/>
       <w:r>
@@ -767,7 +907,19 @@
     </w:p>
     <w:p>
       <w:r>
-        <w:t xml:space="preserve">NO Local - </w:t>
+        <w:rPr>
+          <w:b/>
+          <w:color w:val="1F4E79" w:themeColor="accent1" w:themeShade="80"/>
+          <w:sz w:val="24"/>
+        </w:rPr>
+        <w:t>NO Local -</w:t>
+      </w:r>
+      <w:r>
+        <w:rPr>
+          <w:color w:val="1F4E79" w:themeColor="accent1" w:themeShade="80"/>
+          <w:sz w:val="24"/>
+        </w:rPr>
+        <w:t xml:space="preserve"> </w:t>
       </w:r>
       <w:proofErr w:type="spellStart"/>
       <w:r>
@@ -793,13 +945,29 @@
     </w:p>
     <w:p/>
     <w:p>
-      <w:r>
+      <w:pPr>
+        <w:rPr>
+          <w:b/>
+        </w:rPr>
+      </w:pPr>
+      <w:r>
+        <w:rPr>
+          <w:b/>
+        </w:rPr>
         <w:t>Diseño de Interfaces Web</w:t>
       </w:r>
     </w:p>
     <w:p>
       <w:r>
-        <w:t xml:space="preserve">Local- </w:t>
+        <w:rPr>
+          <w:b/>
+          <w:color w:val="538135" w:themeColor="accent6" w:themeShade="BF"/>
+          <w:sz w:val="24"/>
+        </w:rPr>
+        <w:t>Local-</w:t>
+      </w:r>
+      <w:r>
+        <w:t xml:space="preserve"> </w:t>
       </w:r>
       <w:proofErr w:type="spellStart"/>
       <w:r>
@@ -817,10 +985,19 @@
     </w:p>
     <w:p>
       <w:r>
-        <w:t xml:space="preserve">NO Local </w:t>
-      </w:r>
-      <w:r>
-        <w:t xml:space="preserve">– </w:t>
+        <w:rPr>
+          <w:b/>
+          <w:color w:val="1F4E79" w:themeColor="accent1" w:themeShade="80"/>
+          <w:sz w:val="24"/>
+        </w:rPr>
+        <w:t>NO Local –</w:t>
+      </w:r>
+      <w:r>
+        <w:rPr>
+          <w:color w:val="1F4E79" w:themeColor="accent1" w:themeShade="80"/>
+          <w:sz w:val="24"/>
+        </w:rPr>
+        <w:t xml:space="preserve"> </w:t>
       </w:r>
       <w:proofErr w:type="spellStart"/>
       <w:r>
@@ -833,13 +1010,33 @@
     </w:p>
     <w:p/>
     <w:p>
-      <w:r>
+      <w:pPr>
+        <w:rPr>
+          <w:b/>
+        </w:rPr>
+      </w:pPr>
+      <w:r>
+        <w:rPr>
+          <w:b/>
+        </w:rPr>
         <w:t>Desarrollo Web en Entorno Cliente</w:t>
       </w:r>
     </w:p>
     <w:p>
       <w:r>
-        <w:t xml:space="preserve">Local - </w:t>
+        <w:rPr>
+          <w:b/>
+          <w:color w:val="538135" w:themeColor="accent6" w:themeShade="BF"/>
+          <w:sz w:val="24"/>
+        </w:rPr>
+        <w:t>Local -</w:t>
+      </w:r>
+      <w:r>
+        <w:rPr>
+          <w:color w:val="538135" w:themeColor="accent6" w:themeShade="BF"/>
+          <w:sz w:val="24"/>
+        </w:rPr>
+        <w:t xml:space="preserve"> </w:t>
       </w:r>
       <w:proofErr w:type="spellStart"/>
       <w:r>
@@ -865,13 +1062,22 @@
     </w:p>
     <w:p>
       <w:r>
-        <w:t xml:space="preserve">NO Local </w:t>
-      </w:r>
-      <w:r>
-        <w:t>–</w:t>
-      </w:r>
-      <w:r>
-        <w:t xml:space="preserve"> Angular, </w:t>
+        <w:rPr>
+          <w:b/>
+          <w:color w:val="1F4E79" w:themeColor="accent1" w:themeShade="80"/>
+          <w:sz w:val="24"/>
+        </w:rPr>
+        <w:t>NO Local –</w:t>
+      </w:r>
+      <w:r>
+        <w:rPr>
+          <w:color w:val="1F4E79" w:themeColor="accent1" w:themeShade="80"/>
+          <w:sz w:val="24"/>
+        </w:rPr>
+        <w:t xml:space="preserve"> </w:t>
+      </w:r>
+      <w:r>
+        <w:t xml:space="preserve">Angular, </w:t>
       </w:r>
       <w:proofErr w:type="spellStart"/>
       <w:r>
@@ -889,19 +1095,26 @@
     </w:p>
     <w:p/>
     <w:p>
-      <w:r>
-        <w:t xml:space="preserve">Desarrollo </w:t>
-      </w:r>
-      <w:r>
-        <w:t>Web en Entorno Servidor</w:t>
-      </w:r>
-    </w:p>
-    <w:p>
-      <w:r>
-        <w:t xml:space="preserve">Local </w:t>
-      </w:r>
-      <w:r>
-        <w:t>–</w:t>
+      <w:pPr>
+        <w:rPr>
+          <w:b/>
+        </w:rPr>
+      </w:pPr>
+      <w:r>
+        <w:rPr>
+          <w:b/>
+        </w:rPr>
+        <w:t>Desarrollo Web en Entorno Servidor</w:t>
+      </w:r>
+    </w:p>
+    <w:p>
+      <w:r>
+        <w:rPr>
+          <w:b/>
+          <w:color w:val="538135" w:themeColor="accent6" w:themeShade="BF"/>
+          <w:sz w:val="24"/>
+        </w:rPr>
+        <w:t>Local –</w:t>
       </w:r>
       <w:r>
         <w:t xml:space="preserve"> JDK, </w:t>
@@ -922,13 +1135,22 @@
     </w:p>
     <w:p>
       <w:r>
-        <w:t xml:space="preserve">NO Local </w:t>
-      </w:r>
-      <w:r>
-        <w:t>–</w:t>
-      </w:r>
-      <w:r>
-        <w:t xml:space="preserve"> GitHub, </w:t>
+        <w:rPr>
+          <w:b/>
+          <w:color w:val="1F4E79" w:themeColor="accent1" w:themeShade="80"/>
+          <w:sz w:val="24"/>
+        </w:rPr>
+        <w:t>NO Local –</w:t>
+      </w:r>
+      <w:r>
+        <w:rPr>
+          <w:color w:val="1F4E79" w:themeColor="accent1" w:themeShade="80"/>
+          <w:sz w:val="24"/>
+        </w:rPr>
+        <w:t xml:space="preserve"> </w:t>
+      </w:r>
+      <w:r>
+        <w:t xml:space="preserve">GitHub, </w:t>
       </w:r>
       <w:proofErr w:type="spellStart"/>
       <w:r>
@@ -946,12 +1168,25 @@
     </w:p>
     <w:p/>
     <w:p>
-      <w:r>
+      <w:pPr>
+        <w:rPr>
+          <w:b/>
+        </w:rPr>
+      </w:pPr>
+      <w:r>
+        <w:rPr>
+          <w:b/>
+        </w:rPr>
         <w:t>Itinerario para la empleabilidad II</w:t>
       </w:r>
     </w:p>
     <w:p>
       <w:r>
+        <w:rPr>
+          <w:b/>
+          <w:color w:val="538135" w:themeColor="accent6" w:themeShade="BF"/>
+          <w:sz w:val="24"/>
+        </w:rPr>
         <w:t>Local –</w:t>
       </w:r>
       <w:r>
@@ -960,12 +1195,18 @@
     </w:p>
     <w:p>
       <w:r>
-        <w:t xml:space="preserve">NO Local </w:t>
-      </w:r>
-      <w:r>
-        <w:t>–</w:t>
-      </w:r>
-      <w:r>
+        <w:rPr>
+          <w:b/>
+          <w:color w:val="1F4E79" w:themeColor="accent1" w:themeShade="80"/>
+          <w:sz w:val="24"/>
+        </w:rPr>
+        <w:t>NO Local –</w:t>
+      </w:r>
+      <w:r>
+        <w:rPr>
+          <w:color w:val="1F4E79" w:themeColor="accent1" w:themeShade="80"/>
+          <w:sz w:val="24"/>
+        </w:rPr>
         <w:t xml:space="preserve"> </w:t>
       </w:r>
       <w:proofErr w:type="spellStart"/>
@@ -982,12 +1223,25 @@
     </w:p>
     <w:p/>
     <w:p>
-      <w:r>
+      <w:pPr>
+        <w:rPr>
+          <w:b/>
+        </w:rPr>
+      </w:pPr>
+      <w:r>
+        <w:rPr>
+          <w:b/>
+        </w:rPr>
         <w:t>Digitalización Aplicada al Sistema Productivo</w:t>
       </w:r>
     </w:p>
     <w:p>
       <w:r>
+        <w:rPr>
+          <w:b/>
+          <w:color w:val="538135" w:themeColor="accent6" w:themeShade="BF"/>
+          <w:sz w:val="24"/>
+        </w:rPr>
         <w:t>Local –</w:t>
       </w:r>
       <w:r>
@@ -999,12 +1253,18 @@
     </w:p>
     <w:p>
       <w:r>
-        <w:t xml:space="preserve">NO Local </w:t>
-      </w:r>
-      <w:r>
-        <w:t>–</w:t>
-      </w:r>
-      <w:r>
+        <w:rPr>
+          <w:b/>
+          <w:color w:val="1F4E79" w:themeColor="accent1" w:themeShade="80"/>
+          <w:sz w:val="24"/>
+        </w:rPr>
+        <w:t>NO Local –</w:t>
+      </w:r>
+      <w:r>
+        <w:rPr>
+          <w:color w:val="1F4E79" w:themeColor="accent1" w:themeShade="80"/>
+          <w:sz w:val="24"/>
+        </w:rPr>
         <w:t xml:space="preserve"> </w:t>
       </w:r>
       <w:proofErr w:type="spellStart"/>
@@ -1031,12 +1291,25 @@
     </w:p>
     <w:p/>
     <w:p>
-      <w:r>
+      <w:pPr>
+        <w:rPr>
+          <w:b/>
+        </w:rPr>
+      </w:pPr>
+      <w:r>
+        <w:rPr>
+          <w:b/>
+        </w:rPr>
         <w:t>Computación en la Nube</w:t>
       </w:r>
     </w:p>
     <w:p>
       <w:r>
+        <w:rPr>
+          <w:b/>
+          <w:color w:val="538135" w:themeColor="accent6" w:themeShade="BF"/>
+          <w:sz w:val="24"/>
+        </w:rPr>
         <w:t>Local –</w:t>
       </w:r>
       <w:r>
@@ -1059,12 +1332,18 @@
     </w:p>
     <w:p>
       <w:r>
-        <w:t xml:space="preserve">NO Local </w:t>
-      </w:r>
-      <w:r>
-        <w:t>–</w:t>
-      </w:r>
-      <w:r>
+        <w:rPr>
+          <w:b/>
+          <w:color w:val="1F4E79" w:themeColor="accent1" w:themeShade="80"/>
+          <w:sz w:val="24"/>
+        </w:rPr>
+        <w:t>NO Local –</w:t>
+      </w:r>
+      <w:r>
+        <w:rPr>
+          <w:color w:val="1F4E79" w:themeColor="accent1" w:themeShade="80"/>
+          <w:sz w:val="24"/>
+        </w:rPr>
         <w:t xml:space="preserve"> </w:t>
       </w:r>
       <w:proofErr w:type="spellStart"/>
@@ -1076,109 +1355,827 @@
         <w:t>, Moodle, Outlook</w:t>
       </w:r>
     </w:p>
+    <w:p>
+      <w:pPr>
+        <w:pStyle w:val="Ttulo1"/>
+      </w:pPr>
+      <w:r>
+        <w:br w:type="page"/>
+      </w:r>
+    </w:p>
+    <w:p>
+      <w:pPr>
+        <w:rPr>
+          <w:b/>
+        </w:rPr>
+      </w:pPr>
+      <w:proofErr w:type="gramStart"/>
+      <w:r>
+        <w:rPr>
+          <w:b/>
+        </w:rPr>
+        <w:lastRenderedPageBreak/>
+        <w:t>Ingles empresarial</w:t>
+      </w:r>
+      <w:proofErr w:type="gramEnd"/>
+    </w:p>
+    <w:p>
+      <w:r>
+        <w:rPr>
+          <w:b/>
+          <w:color w:val="538135" w:themeColor="accent6" w:themeShade="BF"/>
+          <w:sz w:val="24"/>
+        </w:rPr>
+        <w:t>Local –</w:t>
+      </w:r>
+      <w:r>
+        <w:t xml:space="preserve"> Word, Chrome, </w:t>
+      </w:r>
+      <w:r>
+        <w:t>PowerPoint</w:t>
+      </w:r>
+    </w:p>
+    <w:p>
+      <w:r>
+        <w:rPr>
+          <w:b/>
+          <w:color w:val="1F4E79" w:themeColor="accent1" w:themeShade="80"/>
+          <w:sz w:val="24"/>
+        </w:rPr>
+        <w:t>NO Local –</w:t>
+      </w:r>
+      <w:r>
+        <w:rPr>
+          <w:color w:val="1F4E79" w:themeColor="accent1" w:themeShade="80"/>
+          <w:sz w:val="24"/>
+        </w:rPr>
+        <w:t xml:space="preserve"> </w:t>
+      </w:r>
+      <w:proofErr w:type="spellStart"/>
+      <w:r>
+        <w:t>Teams</w:t>
+      </w:r>
+      <w:proofErr w:type="spellEnd"/>
+      <w:r>
+        <w:t xml:space="preserve">, Moodle, </w:t>
+      </w:r>
+      <w:r>
+        <w:t>Jira</w:t>
+      </w:r>
+    </w:p>
     <w:p/>
     <w:p>
+      <w:pPr>
+        <w:rPr>
+          <w:b/>
+        </w:rPr>
+      </w:pPr>
       <w:proofErr w:type="gramStart"/>
       <w:r>
-        <w:t>Ingles empresarial</w:t>
-      </w:r>
+        <w:rPr>
+          <w:b/>
+        </w:rPr>
+        <w:t xml:space="preserve">Proyecto  </w:t>
+      </w:r>
+      <w:proofErr w:type="spellStart"/>
+      <w:r>
+        <w:rPr>
+          <w:b/>
+        </w:rPr>
+        <w:t>intermodular</w:t>
+      </w:r>
+      <w:proofErr w:type="spellEnd"/>
       <w:proofErr w:type="gramEnd"/>
     </w:p>
     <w:p>
       <w:r>
+        <w:rPr>
+          <w:b/>
+          <w:color w:val="538135" w:themeColor="accent6" w:themeShade="BF"/>
+          <w:sz w:val="24"/>
+        </w:rPr>
         <w:t>Local –</w:t>
       </w:r>
       <w:r>
-        <w:t xml:space="preserve"> Word, Chrome, </w:t>
-      </w:r>
-      <w:r>
-        <w:t>PowerPoint</w:t>
-      </w:r>
-    </w:p>
-    <w:p>
-      <w:r>
-        <w:t xml:space="preserve">NO Local </w:t>
-      </w:r>
-      <w:r>
-        <w:t>–</w:t>
-      </w:r>
-      <w:r>
+        <w:rPr>
+          <w:color w:val="538135" w:themeColor="accent6" w:themeShade="BF"/>
+          <w:sz w:val="24"/>
+        </w:rPr>
         <w:t xml:space="preserve"> </w:t>
       </w:r>
       <w:proofErr w:type="spellStart"/>
       <w:r>
+        <w:t>FireFox</w:t>
+      </w:r>
+      <w:proofErr w:type="spellEnd"/>
+      <w:r>
+        <w:t xml:space="preserve">, </w:t>
+      </w:r>
+      <w:proofErr w:type="spellStart"/>
+      <w:r>
+        <w:t>VSCode</w:t>
+      </w:r>
+      <w:proofErr w:type="spellEnd"/>
+      <w:r>
+        <w:t xml:space="preserve">, </w:t>
+      </w:r>
+      <w:proofErr w:type="spellStart"/>
+      <w:r>
+        <w:t>Sourcetree</w:t>
+      </w:r>
+      <w:proofErr w:type="spellEnd"/>
+    </w:p>
+    <w:p>
+      <w:r>
+        <w:rPr>
+          <w:b/>
+          <w:color w:val="1F4E79" w:themeColor="accent1" w:themeShade="80"/>
+          <w:sz w:val="24"/>
+        </w:rPr>
+        <w:t>NO Local –</w:t>
+      </w:r>
+      <w:r>
+        <w:rPr>
+          <w:color w:val="1F4E79" w:themeColor="accent1" w:themeShade="80"/>
+          <w:sz w:val="24"/>
+        </w:rPr>
+        <w:t xml:space="preserve"> </w:t>
+      </w:r>
+      <w:r>
+        <w:t xml:space="preserve">Moodle, </w:t>
+      </w:r>
+      <w:proofErr w:type="spellStart"/>
+      <w:r>
         <w:t>Teams</w:t>
       </w:r>
       <w:proofErr w:type="spellEnd"/>
       <w:r>
+        <w:t>, OneDrive</w:t>
+      </w:r>
+    </w:p>
+    <w:p/>
+    <w:p>
+      <w:pPr>
+        <w:rPr>
+          <w:b/>
+        </w:rPr>
+      </w:pPr>
+      <w:r>
+        <w:rPr>
+          <w:b/>
+        </w:rPr>
+        <w:t>Sostenibilidad Aplicada al sistema productivo</w:t>
+      </w:r>
+    </w:p>
+    <w:p>
+      <w:r>
+        <w:rPr>
+          <w:b/>
+          <w:color w:val="538135" w:themeColor="accent6" w:themeShade="BF"/>
+          <w:sz w:val="24"/>
+        </w:rPr>
+        <w:t>Local –</w:t>
+      </w:r>
+      <w:r>
+        <w:t xml:space="preserve"> Word, </w:t>
+      </w:r>
+      <w:proofErr w:type="spellStart"/>
+      <w:r>
+        <w:t>Chome</w:t>
+      </w:r>
+      <w:proofErr w:type="spellEnd"/>
+      <w:r>
+        <w:t>, Excel</w:t>
+      </w:r>
+    </w:p>
+    <w:p>
+      <w:r>
+        <w:rPr>
+          <w:b/>
+          <w:color w:val="1F4E79" w:themeColor="accent1" w:themeShade="80"/>
+          <w:sz w:val="24"/>
+        </w:rPr>
+        <w:t>NO Local –</w:t>
+      </w:r>
+      <w:r>
+        <w:rPr>
+          <w:color w:val="1F4E79" w:themeColor="accent1" w:themeShade="80"/>
+          <w:sz w:val="24"/>
+        </w:rPr>
+        <w:t xml:space="preserve"> </w:t>
+      </w:r>
+      <w:proofErr w:type="spellStart"/>
+      <w:r>
+        <w:t>Teams</w:t>
+      </w:r>
+      <w:proofErr w:type="spellEnd"/>
+      <w:r>
         <w:t xml:space="preserve">, Moodle, </w:t>
       </w:r>
-      <w:bookmarkStart w:id="0" w:name="_GoBack"/>
-      <w:bookmarkEnd w:id="0"/>
+      <w:proofErr w:type="spellStart"/>
+      <w:r>
+        <w:t>Github</w:t>
+      </w:r>
+      <w:proofErr w:type="spellEnd"/>
+    </w:p>
+    <w:p>
+      <w:pPr>
+        <w:pStyle w:val="Ttulo1"/>
+      </w:pPr>
+    </w:p>
+    <w:p>
+      <w:pPr>
+        <w:pStyle w:val="Ttulo1"/>
+      </w:pPr>
+      <w:r>
+        <w:t>Actividad 1.2</w:t>
+      </w:r>
     </w:p>
     <w:p/>
     <w:p>
+      <w:pPr>
+        <w:rPr>
+          <w:b/>
+          <w:sz w:val="32"/>
+        </w:rPr>
+      </w:pPr>
+      <w:r>
+        <w:rPr>
+          <w:b/>
+          <w:sz w:val="32"/>
+        </w:rPr>
+        <w:t>Nivel de aplicación, nivel lógico o medio</w:t>
+      </w:r>
+    </w:p>
+    <w:p>
+      <w:r>
+        <w:t>Es el centro o de la aplicación, que se encarga de la lógica de negocio entre servidores</w:t>
+      </w:r>
+      <w:r>
+        <w:t xml:space="preserve"> (</w:t>
+      </w:r>
       <w:proofErr w:type="gramStart"/>
       <w:r>
-        <w:t xml:space="preserve">Proyecto  </w:t>
-      </w:r>
-      <w:proofErr w:type="spellStart"/>
-      <w:r>
-        <w:t>intermodular</w:t>
-      </w:r>
-      <w:proofErr w:type="spellEnd"/>
+        <w:t>niveles )</w:t>
+      </w:r>
       <w:proofErr w:type="gramEnd"/>
-    </w:p>
-    <w:p>
-      <w:r>
-        <w:t>Local –</w:t>
-      </w:r>
-      <w:r>
-        <w:t xml:space="preserve"> </w:t>
-      </w:r>
-      <w:proofErr w:type="spellStart"/>
-      <w:r>
-        <w:t>FireFox</w:t>
-      </w:r>
-      <w:proofErr w:type="spellEnd"/>
-      <w:r>
-        <w:t xml:space="preserve">, </w:t>
-      </w:r>
-      <w:proofErr w:type="spellStart"/>
-      <w:r>
-        <w:t>VSCode</w:t>
-      </w:r>
-      <w:proofErr w:type="spellEnd"/>
-      <w:r>
-        <w:t xml:space="preserve">, </w:t>
-      </w:r>
-    </w:p>
-    <w:p>
-      <w:r>
-        <w:t xml:space="preserve">NO Local </w:t>
-      </w:r>
-      <w:r>
-        <w:t>–</w:t>
-      </w:r>
-    </w:p>
-    <w:p/>
-    <w:p>
-      <w:r>
-        <w:t>Sostenibilidad Aplicada al sistema productivo</w:t>
-      </w:r>
-    </w:p>
-    <w:p>
-      <w:r>
-        <w:t>Local –</w:t>
-      </w:r>
-    </w:p>
-    <w:p>
-      <w:r>
-        <w:t>NO Local –</w:t>
-      </w:r>
+      <w:r>
+        <w:t xml:space="preserve">, procesamiento de los datos, </w:t>
+      </w:r>
+      <w:r>
+        <w:t xml:space="preserve">comunicación entre capas de presentación (usuario) y capa de datos (base de datos). </w:t>
+      </w:r>
+    </w:p>
+    <w:p>
+      <w:r>
+        <w:t>Su principal tarea/función es procesar tareas del usuario y consultar, modificar, guardar datos en el nivel de datos. Gestiona el estado de la aplicación y aplica reglas para tomar decisiones, desarrollado con lenguajes como Python, Java, PHP, Ruby, etc.</w:t>
+      </w:r>
+    </w:p>
+    <w:p>
+      <w:r>
+        <w:rPr>
+          <w:highlight w:val="yellow"/>
+        </w:rPr>
+        <w:t>Ejemplo:</w:t>
+      </w:r>
+    </w:p>
+    <w:tbl>
+      <w:tblPr>
+        <w:tblStyle w:val="Tablaconcuadrcula"/>
+        <w:tblW w:w="0" w:type="auto"/>
+        <w:tblLook w:val="04A0" w:firstRow="1" w:lastRow="0" w:firstColumn="1" w:lastColumn="0" w:noHBand="0" w:noVBand="1"/>
+      </w:tblPr>
+      <w:tblGrid>
+        <w:gridCol w:w="8494"/>
+      </w:tblGrid>
+      <w:tr>
+        <w:tc>
+          <w:tcPr>
+            <w:tcW w:w="8494" w:type="dxa"/>
+          </w:tcPr>
+          <w:p>
+            <w:pPr>
+              <w:rPr>
+                <w:color w:val="70AD47" w:themeColor="accent6"/>
+              </w:rPr>
+            </w:pPr>
+            <w:r>
+              <w:rPr>
+                <w:color w:val="70AD47" w:themeColor="accent6"/>
+              </w:rPr>
+              <w:t>Nivel Presentación</w:t>
+            </w:r>
+          </w:p>
+          <w:p>
+            <w:r>
+              <w:t>Un usuario navega por una tienda online y añade un producto al carrito.</w:t>
+            </w:r>
+          </w:p>
+        </w:tc>
+      </w:tr>
+      <w:tr>
+        <w:tc>
+          <w:tcPr>
+            <w:tcW w:w="8494" w:type="dxa"/>
+          </w:tcPr>
+          <w:p>
+            <w:pPr>
+              <w:rPr>
+                <w:color w:val="2E74B5" w:themeColor="accent1" w:themeShade="BF"/>
+              </w:rPr>
+            </w:pPr>
+            <w:r>
+              <w:rPr>
+                <w:color w:val="2E74B5" w:themeColor="accent1" w:themeShade="BF"/>
+              </w:rPr>
+              <w:t>Nivel Aplicación</w:t>
+            </w:r>
+          </w:p>
+          <w:p>
+            <w:r>
+              <w:t>La capa de aplicación recibe la solicitud del carrito.</w:t>
+            </w:r>
+          </w:p>
+          <w:p>
+            <w:r>
+              <w:t>Consulta a la base de datos si hay este producto es stock.</w:t>
+            </w:r>
+          </w:p>
+          <w:p>
+            <w:r>
+              <w:t>Procesa el pago o la creación de la cuenta del usuario aplicando las reglas de negocio.</w:t>
+            </w:r>
+          </w:p>
+        </w:tc>
+      </w:tr>
+      <w:tr>
+        <w:tc>
+          <w:tcPr>
+            <w:tcW w:w="8494" w:type="dxa"/>
+          </w:tcPr>
+          <w:p>
+            <w:pPr>
+              <w:rPr>
+                <w:color w:val="C45911" w:themeColor="accent2" w:themeShade="BF"/>
+              </w:rPr>
+            </w:pPr>
+            <w:r>
+              <w:rPr>
+                <w:color w:val="C45911" w:themeColor="accent2" w:themeShade="BF"/>
+              </w:rPr>
+              <w:t>Nivel Datos</w:t>
+            </w:r>
+          </w:p>
+          <w:p>
+            <w:r>
+              <w:t xml:space="preserve">La base de datos recibe los cambios en el </w:t>
+            </w:r>
+            <w:proofErr w:type="spellStart"/>
+            <w:r>
+              <w:t>stok</w:t>
+            </w:r>
+            <w:proofErr w:type="spellEnd"/>
+            <w:r>
+              <w:t>, el perfil del cliente, o los detalles del pedido, etc.</w:t>
+            </w:r>
+          </w:p>
+        </w:tc>
+      </w:tr>
+    </w:tbl>
+    <w:p>
+      <w:pPr>
+        <w:rPr>
+          <w:b/>
+        </w:rPr>
+      </w:pPr>
     </w:p>
     <w:p/>
     <w:p/>
+    <w:p>
+      <w:pPr>
+        <w:pStyle w:val="Ttulo1"/>
+      </w:pPr>
+      <w:r>
+        <w:lastRenderedPageBreak/>
+        <w:t>Actividad 1.3</w:t>
+      </w:r>
+    </w:p>
+    <w:p>
+      <w:pPr>
+        <w:rPr>
+          <w:b/>
+          <w:sz w:val="32"/>
+          <w:szCs w:val="32"/>
+        </w:rPr>
+      </w:pPr>
+      <w:r>
+        <w:rPr>
+          <w:b/>
+          <w:sz w:val="32"/>
+          <w:szCs w:val="32"/>
+        </w:rPr>
+        <w:t>PHP</w:t>
+      </w:r>
+    </w:p>
+    <w:p>
+      <w:pPr>
+        <w:rPr>
+          <w:b/>
+          <w:sz w:val="32"/>
+          <w:szCs w:val="32"/>
+        </w:rPr>
+      </w:pPr>
+      <w:r>
+        <w:rPr>
+          <w:b/>
+          <w:sz w:val="32"/>
+          <w:szCs w:val="32"/>
+        </w:rPr>
+        <w:t>Facebook:</w:t>
+      </w:r>
+    </w:p>
+    <w:p>
+      <w:r>
+        <w:t xml:space="preserve">Utiliza PHP (a través de su propio lenguaje, </w:t>
+      </w:r>
+      <w:proofErr w:type="spellStart"/>
+      <w:r>
+        <w:t>Hack</w:t>
+      </w:r>
+      <w:proofErr w:type="spellEnd"/>
+      <w:r>
+        <w:t>, y HHVM) para la plataforma de redes sociales. La razón es su capacidad de manejar un tráfico masivo de usuarios, lo que demuestra la escalabilidad del lenguaje. </w:t>
+      </w:r>
+    </w:p>
+    <w:p/>
+    <w:p>
+      <w:pPr>
+        <w:rPr>
+          <w:b/>
+          <w:sz w:val="32"/>
+          <w:szCs w:val="32"/>
+        </w:rPr>
+      </w:pPr>
+      <w:r>
+        <w:rPr>
+          <w:b/>
+          <w:sz w:val="32"/>
+          <w:szCs w:val="32"/>
+        </w:rPr>
+        <w:t>Wikipedia: </w:t>
+      </w:r>
+    </w:p>
+    <w:p>
+      <w:r>
+        <w:t>Al ser uno de los sitios más visitados del mundo, Wikipedia emplea PHP para su plataforma. Su uso se justifica por la arquitectura escalable y las estrategias de caché que PHP soporta, cruciales para sitios de alto tráfico. </w:t>
+      </w:r>
+    </w:p>
+    <w:p/>
+    <w:p>
+      <w:pPr>
+        <w:rPr>
+          <w:b/>
+          <w:sz w:val="32"/>
+          <w:szCs w:val="32"/>
+        </w:rPr>
+      </w:pPr>
+      <w:proofErr w:type="spellStart"/>
+      <w:r>
+        <w:rPr>
+          <w:b/>
+          <w:sz w:val="32"/>
+          <w:szCs w:val="32"/>
+        </w:rPr>
+        <w:t>Etsy</w:t>
+      </w:r>
+      <w:proofErr w:type="spellEnd"/>
+      <w:r>
+        <w:rPr>
+          <w:b/>
+          <w:sz w:val="32"/>
+          <w:szCs w:val="32"/>
+        </w:rPr>
+        <w:t>: </w:t>
+      </w:r>
+    </w:p>
+    <w:p>
+      <w:r>
+        <w:t>Esta plataforma de e-</w:t>
+      </w:r>
+      <w:proofErr w:type="spellStart"/>
+      <w:r>
+        <w:t>commerce</w:t>
+      </w:r>
+      <w:proofErr w:type="spellEnd"/>
+      <w:r>
+        <w:t xml:space="preserve"> usa PHP para operar su mercado en línea. Su elección se basa en la flexibilidad que PHP ofrece, permitiendo a la empresa adaptarse rápidamente a las demandas del mercado. </w:t>
+      </w:r>
+    </w:p>
+    <w:p/>
+    <w:p>
+      <w:pPr>
+        <w:rPr>
+          <w:b/>
+          <w:sz w:val="32"/>
+          <w:szCs w:val="32"/>
+        </w:rPr>
+      </w:pPr>
+      <w:proofErr w:type="spellStart"/>
+      <w:r>
+        <w:rPr>
+          <w:b/>
+          <w:sz w:val="32"/>
+          <w:szCs w:val="32"/>
+        </w:rPr>
+        <w:t>Slack</w:t>
+      </w:r>
+      <w:proofErr w:type="spellEnd"/>
+      <w:r>
+        <w:rPr>
+          <w:b/>
+          <w:sz w:val="32"/>
+          <w:szCs w:val="32"/>
+        </w:rPr>
+        <w:t>: </w:t>
+      </w:r>
+    </w:p>
+    <w:p>
+      <w:r>
+        <w:t>La herramienta de colaboración y comunicación en tiempo real utiliza PHP en su plataforma. Esto subraya la idoneidad de PHP para el desarrollo de aplicaciones de comunicación complejas. </w:t>
+      </w:r>
+    </w:p>
+    <w:p/>
+    <w:p>
+      <w:pPr>
+        <w:rPr>
+          <w:b/>
+          <w:sz w:val="32"/>
+          <w:szCs w:val="32"/>
+        </w:rPr>
+      </w:pPr>
+      <w:proofErr w:type="spellStart"/>
+      <w:r>
+        <w:rPr>
+          <w:b/>
+          <w:sz w:val="32"/>
+          <w:szCs w:val="32"/>
+        </w:rPr>
+        <w:t>MailChimp</w:t>
+      </w:r>
+      <w:proofErr w:type="spellEnd"/>
+      <w:r>
+        <w:rPr>
+          <w:b/>
+          <w:sz w:val="32"/>
+          <w:szCs w:val="32"/>
+        </w:rPr>
+        <w:t>: </w:t>
+      </w:r>
+    </w:p>
+    <w:p>
+      <w:r>
+        <w:t>El popular servicio de marketing por correo electrónico usa PHP en su infraestructura, aprovechando la versatilidad del lenguaje para sus diversas herramientas. </w:t>
+      </w:r>
+    </w:p>
+    <w:p/>
+    <w:p>
+      <w:pPr>
+        <w:rPr>
+          <w:b/>
+          <w:sz w:val="32"/>
+          <w:szCs w:val="32"/>
+        </w:rPr>
+      </w:pPr>
+      <w:proofErr w:type="spellStart"/>
+      <w:r>
+        <w:rPr>
+          <w:b/>
+          <w:sz w:val="32"/>
+          <w:szCs w:val="32"/>
+        </w:rPr>
+        <w:t>WordPress</w:t>
+      </w:r>
+      <w:proofErr w:type="spellEnd"/>
+      <w:r>
+        <w:rPr>
+          <w:b/>
+          <w:sz w:val="32"/>
+          <w:szCs w:val="32"/>
+        </w:rPr>
+        <w:t>: </w:t>
+      </w:r>
+    </w:p>
+    <w:p>
+      <w:r>
+        <w:t xml:space="preserve">Aunque no es una empresa individual, </w:t>
+      </w:r>
+      <w:proofErr w:type="spellStart"/>
+      <w:r>
+        <w:t>WordPress</w:t>
+      </w:r>
+      <w:proofErr w:type="spellEnd"/>
+      <w:r>
+        <w:t xml:space="preserve"> es un Sistema de Gestión de Contenidos (CMS) que usa PHP en su núcleo y es adoptado por millones de sitios web, desde blogs hasta tiendas online. </w:t>
+      </w:r>
+    </w:p>
+    <w:p/>
+    <w:p>
+      <w:pPr>
+        <w:rPr>
+          <w:b/>
+          <w:sz w:val="32"/>
+          <w:szCs w:val="32"/>
+        </w:rPr>
+      </w:pPr>
+    </w:p>
+    <w:p>
+      <w:pPr>
+        <w:rPr>
+          <w:b/>
+          <w:sz w:val="32"/>
+          <w:szCs w:val="32"/>
+        </w:rPr>
+      </w:pPr>
+      <w:proofErr w:type="spellStart"/>
+      <w:r>
+        <w:rPr>
+          <w:b/>
+          <w:sz w:val="32"/>
+          <w:szCs w:val="32"/>
+        </w:rPr>
+        <w:lastRenderedPageBreak/>
+        <w:t>Alibaba</w:t>
+      </w:r>
+      <w:proofErr w:type="spellEnd"/>
+      <w:r>
+        <w:rPr>
+          <w:b/>
+          <w:sz w:val="32"/>
+          <w:szCs w:val="32"/>
+        </w:rPr>
+        <w:t>: </w:t>
+      </w:r>
+    </w:p>
+    <w:p>
+      <w:r>
+        <w:t>Uno de los gig</w:t>
+      </w:r>
+      <w:r>
+        <w:t>antes del comercio electrónico</w:t>
+      </w:r>
+      <w:r>
+        <w:t xml:space="preserve">, también ha empleado PHP para partes de su infraestructura, </w:t>
+      </w:r>
+      <w:r>
+        <w:t>enseñando su poder</w:t>
+      </w:r>
+      <w:r>
+        <w:t xml:space="preserve"> en plataformas de gran escala. </w:t>
+      </w:r>
+    </w:p>
+    <w:p/>
+    <w:p>
+      <w:pPr>
+        <w:rPr>
+          <w:b/>
+          <w:sz w:val="32"/>
+          <w:szCs w:val="32"/>
+        </w:rPr>
+      </w:pPr>
+      <w:proofErr w:type="spellStart"/>
+      <w:r>
+        <w:rPr>
+          <w:b/>
+          <w:sz w:val="32"/>
+          <w:szCs w:val="32"/>
+        </w:rPr>
+        <w:t>Weebly</w:t>
+      </w:r>
+      <w:proofErr w:type="spellEnd"/>
+      <w:r>
+        <w:rPr>
+          <w:b/>
+          <w:sz w:val="32"/>
+          <w:szCs w:val="32"/>
+        </w:rPr>
+        <w:t>: </w:t>
+      </w:r>
+    </w:p>
+    <w:p>
+      <w:r>
+        <w:t xml:space="preserve">Plataforma para crear sitios web y tiendas online, </w:t>
+      </w:r>
+      <w:proofErr w:type="spellStart"/>
+      <w:r>
+        <w:t>Weebly</w:t>
+      </w:r>
+      <w:proofErr w:type="spellEnd"/>
+      <w:r>
+        <w:t xml:space="preserve"> usa PHP para ofrecer sus servicios, demostrando la versatilidad de PHP en la creación de páginas web con </w:t>
+      </w:r>
+      <w:r>
+        <w:t xml:space="preserve">distintas </w:t>
+      </w:r>
+      <w:r>
+        <w:t>funcionalidades. </w:t>
+      </w:r>
+    </w:p>
+    <w:p/>
+    <w:p>
+      <w:pPr>
+        <w:rPr>
+          <w:b/>
+          <w:sz w:val="32"/>
+          <w:szCs w:val="32"/>
+        </w:rPr>
+      </w:pPr>
+      <w:proofErr w:type="spellStart"/>
+      <w:r>
+        <w:rPr>
+          <w:b/>
+          <w:sz w:val="32"/>
+          <w:szCs w:val="32"/>
+        </w:rPr>
+        <w:t>Shopify</w:t>
+      </w:r>
+      <w:proofErr w:type="spellEnd"/>
+      <w:r>
+        <w:rPr>
+          <w:b/>
+          <w:sz w:val="32"/>
+          <w:szCs w:val="32"/>
+        </w:rPr>
+        <w:t>: </w:t>
+      </w:r>
+    </w:p>
+    <w:p>
+      <w:r>
+        <w:t xml:space="preserve">Otro nombre clave en el comercio electrónico, </w:t>
+      </w:r>
+      <w:proofErr w:type="spellStart"/>
+      <w:r>
+        <w:t>Shopify</w:t>
+      </w:r>
+      <w:proofErr w:type="spellEnd"/>
+      <w:r>
+        <w:t xml:space="preserve"> utiliza PHP para sus servicios de plataforma de comercio, mostrando la robustez de PHP para soluciones de e-</w:t>
+      </w:r>
+      <w:proofErr w:type="spellStart"/>
+      <w:r>
+        <w:t>commerce</w:t>
+      </w:r>
+      <w:proofErr w:type="spellEnd"/>
+      <w:r>
+        <w:t>. </w:t>
+      </w:r>
+    </w:p>
+    <w:p/>
+    <w:p>
+      <w:pPr>
+        <w:rPr>
+          <w:b/>
+          <w:sz w:val="32"/>
+          <w:szCs w:val="32"/>
+        </w:rPr>
+      </w:pPr>
+      <w:r>
+        <w:rPr>
+          <w:b/>
+          <w:sz w:val="32"/>
+          <w:szCs w:val="32"/>
+        </w:rPr>
+        <w:t xml:space="preserve">Empresas de </w:t>
+      </w:r>
+      <w:proofErr w:type="spellStart"/>
+      <w:r>
+        <w:rPr>
+          <w:b/>
+          <w:sz w:val="32"/>
+          <w:szCs w:val="32"/>
+        </w:rPr>
+        <w:t>Fintech</w:t>
+      </w:r>
+      <w:proofErr w:type="spellEnd"/>
+      <w:r>
+        <w:rPr>
+          <w:b/>
+          <w:sz w:val="32"/>
+          <w:szCs w:val="32"/>
+        </w:rPr>
+        <w:t>: </w:t>
+      </w:r>
+    </w:p>
+    <w:p>
+      <w:r>
+        <w:t xml:space="preserve">Muchas empresas en el sector financiero utilizan PHP para desarrollar aplicaciones seguras, ágiles y escalables, </w:t>
+      </w:r>
+      <w:r>
+        <w:t xml:space="preserve">por </w:t>
+      </w:r>
+      <w:r>
+        <w:t>la capacidad del lenguaje para manejar transacciones y datos complejos en un entorno. </w:t>
+      </w:r>
+    </w:p>
     <w:p>
       <w:r>
         <w:t xml:space="preserve"> </w:t>
@@ -1425,6 +2422,119 @@
     </w:lvl>
   </w:abstractNum>
   <w:abstractNum w:abstractNumId="2" w15:restartNumberingAfterBreak="0">
+    <w:nsid w:val="332546AC"/>
+    <w:multiLevelType w:val="multilevel"/>
+    <w:tmpl w:val="F49EEB0A"/>
+    <w:lvl w:ilvl="0">
+      <w:start w:val="1"/>
+      <w:numFmt w:val="decimal"/>
+      <w:lvlText w:val="%1."/>
+      <w:lvlJc w:val="left"/>
+      <w:pPr>
+        <w:tabs>
+          <w:tab w:val="num" w:pos="720"/>
+        </w:tabs>
+        <w:ind w:left="720" w:hanging="360"/>
+      </w:pPr>
+    </w:lvl>
+    <w:lvl w:ilvl="1" w:tentative="1">
+      <w:start w:val="1"/>
+      <w:numFmt w:val="decimal"/>
+      <w:lvlText w:val="%2."/>
+      <w:lvlJc w:val="left"/>
+      <w:pPr>
+        <w:tabs>
+          <w:tab w:val="num" w:pos="1440"/>
+        </w:tabs>
+        <w:ind w:left="1440" w:hanging="360"/>
+      </w:pPr>
+    </w:lvl>
+    <w:lvl w:ilvl="2" w:tentative="1">
+      <w:start w:val="1"/>
+      <w:numFmt w:val="decimal"/>
+      <w:lvlText w:val="%3."/>
+      <w:lvlJc w:val="left"/>
+      <w:pPr>
+        <w:tabs>
+          <w:tab w:val="num" w:pos="2160"/>
+        </w:tabs>
+        <w:ind w:left="2160" w:hanging="360"/>
+      </w:pPr>
+    </w:lvl>
+    <w:lvl w:ilvl="3" w:tentative="1">
+      <w:start w:val="1"/>
+      <w:numFmt w:val="decimal"/>
+      <w:lvlText w:val="%4."/>
+      <w:lvlJc w:val="left"/>
+      <w:pPr>
+        <w:tabs>
+          <w:tab w:val="num" w:pos="2880"/>
+        </w:tabs>
+        <w:ind w:left="2880" w:hanging="360"/>
+      </w:pPr>
+    </w:lvl>
+    <w:lvl w:ilvl="4" w:tentative="1">
+      <w:start w:val="1"/>
+      <w:numFmt w:val="decimal"/>
+      <w:lvlText w:val="%5."/>
+      <w:lvlJc w:val="left"/>
+      <w:pPr>
+        <w:tabs>
+          <w:tab w:val="num" w:pos="3600"/>
+        </w:tabs>
+        <w:ind w:left="3600" w:hanging="360"/>
+      </w:pPr>
+    </w:lvl>
+    <w:lvl w:ilvl="5" w:tentative="1">
+      <w:start w:val="1"/>
+      <w:numFmt w:val="decimal"/>
+      <w:lvlText w:val="%6."/>
+      <w:lvlJc w:val="left"/>
+      <w:pPr>
+        <w:tabs>
+          <w:tab w:val="num" w:pos="4320"/>
+        </w:tabs>
+        <w:ind w:left="4320" w:hanging="360"/>
+      </w:pPr>
+    </w:lvl>
+    <w:lvl w:ilvl="6" w:tentative="1">
+      <w:start w:val="1"/>
+      <w:numFmt w:val="decimal"/>
+      <w:lvlText w:val="%7."/>
+      <w:lvlJc w:val="left"/>
+      <w:pPr>
+        <w:tabs>
+          <w:tab w:val="num" w:pos="5040"/>
+        </w:tabs>
+        <w:ind w:left="5040" w:hanging="360"/>
+      </w:pPr>
+    </w:lvl>
+    <w:lvl w:ilvl="7" w:tentative="1">
+      <w:start w:val="1"/>
+      <w:numFmt w:val="decimal"/>
+      <w:lvlText w:val="%8."/>
+      <w:lvlJc w:val="left"/>
+      <w:pPr>
+        <w:tabs>
+          <w:tab w:val="num" w:pos="5760"/>
+        </w:tabs>
+        <w:ind w:left="5760" w:hanging="360"/>
+      </w:pPr>
+    </w:lvl>
+    <w:lvl w:ilvl="8" w:tentative="1">
+      <w:start w:val="1"/>
+      <w:numFmt w:val="decimal"/>
+      <w:lvlText w:val="%9."/>
+      <w:lvlJc w:val="left"/>
+      <w:pPr>
+        <w:tabs>
+          <w:tab w:val="num" w:pos="6480"/>
+        </w:tabs>
+        <w:ind w:left="6480" w:hanging="360"/>
+      </w:pPr>
+    </w:lvl>
+  </w:abstractNum>
+  <w:abstractNum w:abstractNumId="3" w15:restartNumberingAfterBreak="0">
     <w:nsid w:val="752B3161"/>
     <w:multiLevelType w:val="hybridMultilevel"/>
     <w:tmpl w:val="15A47F20"/>
@@ -1541,10 +2651,13 @@
     <w:abstractNumId w:val="0"/>
   </w:num>
   <w:num w:numId="2">
-    <w:abstractNumId w:val="2"/>
+    <w:abstractNumId w:val="3"/>
   </w:num>
   <w:num w:numId="3">
     <w:abstractNumId w:val="1"/>
+  </w:num>
+  <w:num w:numId="4">
+    <w:abstractNumId w:val="2"/>
   </w:num>
 </w:numbering>
 </file>
@@ -1964,6 +3077,29 @@
       <w:szCs w:val="32"/>
     </w:rPr>
   </w:style>
+  <w:style w:type="paragraph" w:styleId="Ttulo3">
+    <w:name w:val="heading 3"/>
+    <w:basedOn w:val="Normal"/>
+    <w:next w:val="Normal"/>
+    <w:link w:val="Ttulo3Car"/>
+    <w:uiPriority w:val="9"/>
+    <w:semiHidden/>
+    <w:unhideWhenUsed/>
+    <w:qFormat/>
+    <w:rsid w:val="004D2750"/>
+    <w:pPr>
+      <w:keepNext/>
+      <w:keepLines/>
+      <w:spacing w:before="40" w:after="0"/>
+      <w:outlineLvl w:val="2"/>
+    </w:pPr>
+    <w:rPr>
+      <w:rFonts w:asciiTheme="majorHAnsi" w:eastAsiaTheme="majorEastAsia" w:hAnsiTheme="majorHAnsi" w:cstheme="majorBidi"/>
+      <w:color w:val="1F4D78" w:themeColor="accent1" w:themeShade="7F"/>
+      <w:sz w:val="24"/>
+      <w:szCs w:val="24"/>
+    </w:rPr>
+  </w:style>
   <w:style w:type="character" w:default="1" w:styleId="Fuentedeprrafopredeter">
     <w:name w:val="Default Paragraph Font"/>
     <w:uiPriority w:val="1"/>
@@ -2039,6 +3175,88 @@
       <w:ind w:left="720"/>
       <w:contextualSpacing/>
     </w:pPr>
+  </w:style>
+  <w:style w:type="character" w:customStyle="1" w:styleId="Ttulo3Car">
+    <w:name w:val="Título 3 Car"/>
+    <w:basedOn w:val="Fuentedeprrafopredeter"/>
+    <w:link w:val="Ttulo3"/>
+    <w:uiPriority w:val="9"/>
+    <w:semiHidden/>
+    <w:rsid w:val="004D2750"/>
+    <w:rPr>
+      <w:rFonts w:asciiTheme="majorHAnsi" w:eastAsiaTheme="majorEastAsia" w:hAnsiTheme="majorHAnsi" w:cstheme="majorBidi"/>
+      <w:color w:val="1F4D78" w:themeColor="accent1" w:themeShade="7F"/>
+      <w:sz w:val="24"/>
+      <w:szCs w:val="24"/>
+    </w:rPr>
+  </w:style>
+  <w:style w:type="table" w:styleId="Tablaconcuadrcula">
+    <w:name w:val="Table Grid"/>
+    <w:basedOn w:val="Tablanormal"/>
+    <w:uiPriority w:val="39"/>
+    <w:rsid w:val="00357595"/>
+    <w:pPr>
+      <w:spacing w:after="0" w:line="240" w:lineRule="auto"/>
+    </w:pPr>
+    <w:tblPr>
+      <w:tblBorders>
+        <w:top w:val="single" w:sz="4" w:space="0" w:color="auto"/>
+        <w:left w:val="single" w:sz="4" w:space="0" w:color="auto"/>
+        <w:bottom w:val="single" w:sz="4" w:space="0" w:color="auto"/>
+        <w:right w:val="single" w:sz="4" w:space="0" w:color="auto"/>
+        <w:insideH w:val="single" w:sz="4" w:space="0" w:color="auto"/>
+        <w:insideV w:val="single" w:sz="4" w:space="0" w:color="auto"/>
+      </w:tblBorders>
+    </w:tblPr>
+  </w:style>
+  <w:style w:type="character" w:customStyle="1" w:styleId="oxzekf">
+    <w:name w:val="oxzekf"/>
+    <w:basedOn w:val="Fuentedeprrafopredeter"/>
+    <w:rsid w:val="00E25CCA"/>
+  </w:style>
+  <w:style w:type="character" w:styleId="Textoennegrita">
+    <w:name w:val="Strong"/>
+    <w:basedOn w:val="Fuentedeprrafopredeter"/>
+    <w:uiPriority w:val="22"/>
+    <w:qFormat/>
+    <w:rsid w:val="00E25CCA"/>
+    <w:rPr>
+      <w:b/>
+      <w:bCs/>
+    </w:rPr>
+  </w:style>
+  <w:style w:type="character" w:styleId="Hipervnculo">
+    <w:name w:val="Hyperlink"/>
+    <w:basedOn w:val="Fuentedeprrafopredeter"/>
+    <w:uiPriority w:val="99"/>
+    <w:unhideWhenUsed/>
+    <w:rsid w:val="00E25CCA"/>
+    <w:rPr>
+      <w:color w:val="0000FF"/>
+      <w:u w:val="single"/>
+    </w:rPr>
+  </w:style>
+  <w:style w:type="character" w:customStyle="1" w:styleId="m5tqyf">
+    <w:name w:val="m5tqyf"/>
+    <w:basedOn w:val="Fuentedeprrafopredeter"/>
+    <w:rsid w:val="00E25CCA"/>
+  </w:style>
+  <w:style w:type="character" w:customStyle="1" w:styleId="uv3um">
+    <w:name w:val="uv3um"/>
+    <w:basedOn w:val="Fuentedeprrafopredeter"/>
+    <w:rsid w:val="00E25CCA"/>
+  </w:style>
+  <w:style w:type="character" w:styleId="Hipervnculovisitado">
+    <w:name w:val="FollowedHyperlink"/>
+    <w:basedOn w:val="Fuentedeprrafopredeter"/>
+    <w:uiPriority w:val="99"/>
+    <w:semiHidden/>
+    <w:unhideWhenUsed/>
+    <w:rsid w:val="00E25CCA"/>
+    <w:rPr>
+      <w:color w:val="954F72" w:themeColor="followedHyperlink"/>
+      <w:u w:val="single"/>
+    </w:rPr>
   </w:style>
 </w:styles>
 </file>
